--- a/实验报告.docx
+++ b/实验报告.docx
@@ -886,7 +886,7 @@
                 <w:rFonts w:ascii="SimSun" w:hAnsi="SimSun" w:eastAsia="宋体"/>
                 <w:sz w:val="20"/>
               </w:rPr>
-              <w:t>Qwen2.5-0.5B-Instruct + BAAI/bge-small-zh-v1.5（+ bge-reranker-base）</w:t>
+              <w:t>生成器：本地 Qwen2.5-0.5B-Instruct（无 Ollama 时的回退分支）；检索：BAAI/bge-small-zh-v1.5（+ bge-reranker-base 精排）</w:t>
             </w:r>
           </w:p>
         </w:tc>
@@ -1616,7 +1616,17 @@
     </w:p>
     <w:p>
       <w:r>
-        <w:t>对比固定长度切分与页级切分。</w:t>
+        <w:t>对比固定长度切分与页级切分。生成器优先尝试本地 OpenAI 兼容服务（Ollama/vLLM），</w:t>
+      </w:r>
+    </w:p>
+    <w:p>
+      <w:r>
+        <w:t>本机不可达时回退到 transformers 本地加载（本次实际使用</w:t>
+      </w:r>
+    </w:p>
+    <w:p>
+      <w:r>
+        <w:t>task-4-rag/models/Qwen2.5-0.5B-Instruct，未加载 LoRA 适配器）。</w:t>
       </w:r>
     </w:p>
     <w:p>
@@ -3626,7 +3636,7 @@
                 <w:rFonts w:ascii="SimSun" w:hAnsi="SimSun" w:eastAsia="宋体"/>
                 <w:sz w:val="20"/>
               </w:rPr>
-              <w:t>中英文 Wikipedia 均被墙</w:t>
+              <w:t>中英文 Wikipedia 均被墙（多次实测为 ReadTimeout / ConnectError / ConnectTimeout，均属网络层失败）</w:t>
             </w:r>
           </w:p>
         </w:tc>
@@ -4196,6 +4206,83 @@
                 <w:sz w:val="20"/>
               </w:rPr>
               <w:t>仓库体积降到约 75 MB（含三个 ckpt）</w:t>
+            </w:r>
+          </w:p>
+        </w:tc>
+      </w:tr>
+      <w:tr>
+        <w:tc>
+          <w:tcPr>
+            <w:tcW w:type="dxa" w:w="1728"/>
+          </w:tcPr>
+          <w:p>
+            <w:r/>
+            <w:r>
+              <w:rPr>
+                <w:rFonts w:ascii="SimSun" w:hAnsi="SimSun" w:eastAsia="宋体"/>
+                <w:sz w:val="20"/>
+              </w:rPr>
+              <w:t>13</w:t>
+            </w:r>
+          </w:p>
+        </w:tc>
+        <w:tc>
+          <w:tcPr>
+            <w:tcW w:type="dxa" w:w="1728"/>
+          </w:tcPr>
+          <w:p>
+            <w:r/>
+            <w:r>
+              <w:rPr>
+                <w:rFonts w:ascii="SimSun" w:hAnsi="SimSun" w:eastAsia="宋体"/>
+                <w:sz w:val="20"/>
+              </w:rPr>
+              <w:t>任务四自检日志打印"回退到任务三 SFT 模型"，与实际情况不符</w:t>
+            </w:r>
+          </w:p>
+        </w:tc>
+        <w:tc>
+          <w:tcPr>
+            <w:tcW w:type="dxa" w:w="1728"/>
+          </w:tcPr>
+          <w:p>
+            <w:r/>
+            <w:r>
+              <w:rPr>
+                <w:rFonts w:ascii="SimSun" w:hAnsi="SimSun" w:eastAsia="宋体"/>
+                <w:sz w:val="20"/>
+              </w:rPr>
+              <w:t>get_generator() 的回退提示语是无条件打印的固定文案，未反映实际走的分支（该目录下存在 Qwen2.5-0.5B-Instruct，实际未加载 LoRA 适配器）</w:t>
+            </w:r>
+          </w:p>
+        </w:tc>
+        <w:tc>
+          <w:tcPr>
+            <w:tcW w:type="dxa" w:w="1728"/>
+          </w:tcPr>
+          <w:p>
+            <w:r/>
+            <w:r>
+              <w:rPr>
+                <w:rFonts w:ascii="SimSun" w:hAnsi="SimSun" w:eastAsia="宋体"/>
+                <w:sz w:val="20"/>
+              </w:rPr>
+              <w:t>改为构造生成器后打印其真实 name：回退到本地 transformers 生成器：Qwen2.5-0.5B-Instruct；重跑任务四自检验证</w:t>
+            </w:r>
+          </w:p>
+        </w:tc>
+        <w:tc>
+          <w:tcPr>
+            <w:tcW w:type="dxa" w:w="1728"/>
+          </w:tcPr>
+          <w:p>
+            <w:r/>
+            <w:r>
+              <w:rPr>
+                <w:rFonts w:ascii="SimSun" w:hAnsi="SimSun" w:eastAsia="宋体"/>
+                <w:sz w:val="20"/>
+              </w:rPr>
+              <w:t>日志与实际情况一致，三项自检仍全部通过</w:t>
             </w:r>
           </w:p>
         </w:tc>

--- a/实验报告.docx
+++ b/实验报告.docx
@@ -34,7 +34,7 @@
           <w:i/>
           <w:color w:val="404040"/>
         </w:rPr>
-        <w:t>提交日期：2026-09-03</w:t>
+        <w:t>提交日期：2026-09-30</w:t>
       </w:r>
     </w:p>
     <w:p>
@@ -604,7 +604,7 @@
       <w:r>
         <w:drawing>
           <wp:inline xmlns:a="http://schemas.openxmlformats.org/drawingml/2006/main" xmlns:pic="http://schemas.openxmlformats.org/drawingml/2006/picture">
-            <wp:extent cx="5580000" cy="3379000"/>
+            <wp:extent cx="5580000" cy="3640237"/>
             <wp:docPr id="1" name="Picture 1"/>
             <wp:cNvGraphicFramePr>
               <a:graphicFrameLocks noChangeAspect="1"/>
@@ -625,7 +625,7 @@
                   <pic:spPr>
                     <a:xfrm>
                       <a:off x="0" y="0"/>
-                      <a:ext cx="5580000" cy="3379000"/>
+                      <a:ext cx="5580000" cy="3640237"/>
                     </a:xfrm>
                     <a:prstGeom prst="rect"/>
                   </pic:spPr>
@@ -2192,7 +2192,7 @@
       <w:r>
         <w:drawing>
           <wp:inline xmlns:a="http://schemas.openxmlformats.org/drawingml/2006/main" xmlns:pic="http://schemas.openxmlformats.org/drawingml/2006/picture">
-            <wp:extent cx="5580000" cy="4357149"/>
+            <wp:extent cx="5580000" cy="3410607"/>
             <wp:docPr id="2" name="Picture 2"/>
             <wp:cNvGraphicFramePr>
               <a:graphicFrameLocks noChangeAspect="1"/>
@@ -2201,7 +2201,7 @@
               <a:graphicData uri="http://schemas.openxmlformats.org/drawingml/2006/picture">
                 <pic:pic>
                   <pic:nvPicPr>
-                    <pic:cNvPr id="0" name="summary.png"/>
+                    <pic:cNvPr id="0" name="total.png"/>
                     <pic:cNvPicPr/>
                   </pic:nvPicPr>
                   <pic:blipFill>
@@ -2213,7 +2213,7 @@
                   <pic:spPr>
                     <a:xfrm>
                       <a:off x="0" y="0"/>
-                      <a:ext cx="5580000" cy="4357149"/>
+                      <a:ext cx="5580000" cy="3410607"/>
                     </a:xfrm>
                     <a:prstGeom prst="rect"/>
                   </pic:spPr>
@@ -2242,7 +2242,7 @@
           <w:i/>
           <w:color w:val="404040"/>
         </w:rPr>
-        <w:t>截图说明：以上及以下所有自检截图，均由 [scripts/run_all_evals.py](scripts/run_all_evals.py)</w:t>
+        <w:t>截图说明：以上汇总图与下文各任务截图，均为本人在 VS Code 终端中实际运行对应命令</w:t>
       </w:r>
     </w:p>
     <w:p>
@@ -2251,7 +2251,7 @@
           <w:i/>
           <w:color w:val="404040"/>
         </w:rPr>
-        <w:t>在本次实验中实际运行六个任务官方自检后，按真实控制台输出渲染生成</w:t>
+        <w:t>所截（命令清单见 [docs/截图命令.md](docs/截图命令.md)）；未经删改的完整控制台输出</w:t>
       </w:r>
     </w:p>
     <w:p>
@@ -2260,7 +2260,7 @@
           <w:i/>
           <w:color w:val="404040"/>
         </w:rPr>
-        <w:t>（仅省略 transformers 模型加载进度条等噪声行）；未经修改的完整原始输出保存在</w:t>
+        <w:t>另存于 docs/screenshots/raw/，可逐行核对。汇总图由</w:t>
       </w:r>
     </w:p>
     <w:p>
@@ -2269,7 +2269,7 @@
           <w:i/>
           <w:color w:val="404040"/>
         </w:rPr>
-        <w:t>docs/screenshots/raw/ 下，可逐行核对。</w:t>
+        <w:t>[scripts/show_results.py](scripts/show_results.py) 读取六个任务的 eval/result.json 打印。</w:t>
       </w:r>
     </w:p>
     <w:p>
@@ -2289,7 +2289,7 @@
       <w:r>
         <w:drawing>
           <wp:inline xmlns:a="http://schemas.openxmlformats.org/drawingml/2006/main" xmlns:pic="http://schemas.openxmlformats.org/drawingml/2006/picture">
-            <wp:extent cx="5580000" cy="1489979"/>
+            <wp:extent cx="5580000" cy="660044"/>
             <wp:docPr id="3" name="Picture 3"/>
             <wp:cNvGraphicFramePr>
               <a:graphicFrameLocks noChangeAspect="1"/>
@@ -2310,7 +2310,7 @@
                   <pic:spPr>
                     <a:xfrm>
                       <a:off x="0" y="0"/>
-                      <a:ext cx="5580000" cy="1489979"/>
+                      <a:ext cx="5580000" cy="660044"/>
                     </a:xfrm>
                     <a:prstGeom prst="rect"/>
                   </pic:spPr>
@@ -2345,7 +2345,7 @@
       <w:r>
         <w:drawing>
           <wp:inline xmlns:a="http://schemas.openxmlformats.org/drawingml/2006/main" xmlns:pic="http://schemas.openxmlformats.org/drawingml/2006/picture">
-            <wp:extent cx="5580000" cy="1489979"/>
+            <wp:extent cx="5580000" cy="698865"/>
             <wp:docPr id="4" name="Picture 4"/>
             <wp:cNvGraphicFramePr>
               <a:graphicFrameLocks noChangeAspect="1"/>
@@ -2366,7 +2366,7 @@
                   <pic:spPr>
                     <a:xfrm>
                       <a:off x="0" y="0"/>
-                      <a:ext cx="5580000" cy="1489979"/>
+                      <a:ext cx="5580000" cy="698865"/>
                     </a:xfrm>
                     <a:prstGeom prst="rect"/>
                   </pic:spPr>
@@ -2401,7 +2401,7 @@
       <w:r>
         <w:drawing>
           <wp:inline xmlns:a="http://schemas.openxmlformats.org/drawingml/2006/main" xmlns:pic="http://schemas.openxmlformats.org/drawingml/2006/picture">
-            <wp:extent cx="5580000" cy="1988617"/>
+            <wp:extent cx="5580000" cy="874236"/>
             <wp:docPr id="5" name="Picture 5"/>
             <wp:cNvGraphicFramePr>
               <a:graphicFrameLocks noChangeAspect="1"/>
@@ -2422,7 +2422,7 @@
                   <pic:spPr>
                     <a:xfrm>
                       <a:off x="0" y="0"/>
-                      <a:ext cx="5580000" cy="1988617"/>
+                      <a:ext cx="5580000" cy="874236"/>
                     </a:xfrm>
                     <a:prstGeom prst="rect"/>
                   </pic:spPr>
@@ -2457,7 +2457,7 @@
       <w:r>
         <w:drawing>
           <wp:inline xmlns:a="http://schemas.openxmlformats.org/drawingml/2006/main" xmlns:pic="http://schemas.openxmlformats.org/drawingml/2006/picture">
-            <wp:extent cx="5580000" cy="8969553"/>
+            <wp:extent cx="5580000" cy="4608774"/>
             <wp:docPr id="6" name="Picture 6"/>
             <wp:cNvGraphicFramePr>
               <a:graphicFrameLocks noChangeAspect="1"/>
@@ -2478,7 +2478,7 @@
                   <pic:spPr>
                     <a:xfrm>
                       <a:off x="0" y="0"/>
-                      <a:ext cx="5580000" cy="8969553"/>
+                      <a:ext cx="5580000" cy="4608774"/>
                     </a:xfrm>
                     <a:prstGeom prst="rect"/>
                   </pic:spPr>
@@ -2513,7 +2513,7 @@
       <w:r>
         <w:drawing>
           <wp:inline xmlns:a="http://schemas.openxmlformats.org/drawingml/2006/main" xmlns:pic="http://schemas.openxmlformats.org/drawingml/2006/picture">
-            <wp:extent cx="5580000" cy="4855787"/>
+            <wp:extent cx="5580000" cy="2561486"/>
             <wp:docPr id="7" name="Picture 7"/>
             <wp:cNvGraphicFramePr>
               <a:graphicFrameLocks noChangeAspect="1"/>
@@ -2534,7 +2534,7 @@
                   <pic:spPr>
                     <a:xfrm>
                       <a:off x="0" y="0"/>
-                      <a:ext cx="5580000" cy="4855787"/>
+                      <a:ext cx="5580000" cy="2561486"/>
                     </a:xfrm>
                     <a:prstGeom prst="rect"/>
                   </pic:spPr>
@@ -2569,7 +2569,7 @@
       <w:r>
         <w:drawing>
           <wp:inline xmlns:a="http://schemas.openxmlformats.org/drawingml/2006/main" xmlns:pic="http://schemas.openxmlformats.org/drawingml/2006/picture">
-            <wp:extent cx="5580000" cy="2113277"/>
+            <wp:extent cx="5580000" cy="1071418"/>
             <wp:docPr id="8" name="Picture 8"/>
             <wp:cNvGraphicFramePr>
               <a:graphicFrameLocks noChangeAspect="1"/>
@@ -2590,7 +2590,7 @@
                   <pic:spPr>
                     <a:xfrm>
                       <a:off x="0" y="0"/>
-                      <a:ext cx="5580000" cy="2113277"/>
+                      <a:ext cx="5580000" cy="1071418"/>
                     </a:xfrm>
                     <a:prstGeom prst="rect"/>
                   </pic:spPr>
